--- a/documents/BCG Game Mechanic Design.docx
+++ b/documents/BCG Game Mechanic Design.docx
@@ -71,40 +71,7 @@
           <w:lang w:val="vi-VN"/>
           <w14:ligatures w14:val="none"/>
         </w:rPr>
-        <w:t>1. Xác định m</w:t>
-      </w:r>
-      <w:r>
-        <w:rPr>
-          <w:rFonts w:ascii="Times New Roman" w:eastAsia="Times New Roman" w:hAnsi="Times New Roman" w:cs="Times New Roman"/>
-          <w:b/>
-          <w:bCs/>
-          <w:kern w:val="0"/>
-          <w:lang w:val="vi-VN"/>
-          <w14:ligatures w14:val="none"/>
-        </w:rPr>
-        <w:t xml:space="preserve">ục </w:t>
-      </w:r>
-      <w:r>
-        <w:rPr>
-          <w:rFonts w:ascii="Times New Roman" w:eastAsia="Times New Roman" w:hAnsi="Times New Roman" w:cs="Times New Roman"/>
-          <w:b/>
-          <w:bCs/>
-          <w:kern w:val="0"/>
-          <w:lang w:val="vi-VN"/>
-          <w14:ligatures w14:val="none"/>
-        </w:rPr>
-        <w:t>đ</w:t>
-      </w:r>
-      <w:r>
-        <w:rPr>
-          <w:rFonts w:ascii="Times New Roman" w:eastAsia="Times New Roman" w:hAnsi="Times New Roman" w:cs="Times New Roman"/>
-          <w:b/>
-          <w:bCs/>
-          <w:kern w:val="0"/>
-          <w:lang w:val="vi-VN"/>
-          <w14:ligatures w14:val="none"/>
-        </w:rPr>
-        <w:t xml:space="preserve">ích </w:t>
+        <w:t xml:space="preserve">1. Xác định mục đích </w:t>
       </w:r>
       <w:r>
         <w:rPr>
@@ -311,18 +278,7 @@
           <w:lang w:val="vi-VN"/>
           <w14:ligatures w14:val="none"/>
         </w:rPr>
-        <w:t>2.</w:t>
-      </w:r>
-      <w:r>
-        <w:rPr>
-          <w:rFonts w:ascii="Times New Roman" w:eastAsia="Times New Roman" w:hAnsi="Times New Roman" w:cs="Times New Roman"/>
-          <w:b/>
-          <w:bCs/>
-          <w:kern w:val="0"/>
-          <w:lang w:val="vi-VN"/>
-          <w14:ligatures w14:val="none"/>
-        </w:rPr>
-        <w:t xml:space="preserve"> Bài </w:t>
+        <w:t xml:space="preserve">2. Bài </w:t>
       </w:r>
       <w:r>
         <w:rPr>
@@ -678,18 +634,7 @@
           <w:lang w:val="vi-VN"/>
           <w14:ligatures w14:val="none"/>
         </w:rPr>
-        <w:t xml:space="preserve">3. </w:t>
-      </w:r>
-      <w:r>
-        <w:rPr>
-          <w:rFonts w:ascii="Times New Roman" w:eastAsia="Times New Roman" w:hAnsi="Times New Roman" w:cs="Times New Roman"/>
-          <w:b/>
-          <w:bCs/>
-          <w:kern w:val="0"/>
-          <w:lang w:val="vi-VN"/>
-          <w14:ligatures w14:val="none"/>
-        </w:rPr>
-        <w:t>Game Mechanic Design của BCG: "Thao Túng" Người Chơi</w:t>
+        <w:t>3. Game Mechanic Design của BCG: "Thao Túng" Người Chơi</w:t>
       </w:r>
     </w:p>
     <w:p>
@@ -1154,1568 +1099,6 @@
           <w14:ligatures w14:val="none"/>
         </w:rPr>
       </w:pPr>
-    </w:p>
-    <w:p>
-      <w:pPr>
-        <w:spacing w:before="100" w:beforeAutospacing="1" w:after="100" w:afterAutospacing="1" w:line="276" w:lineRule="auto"/>
-        <w:rPr>
-          <w:rFonts w:ascii="Times New Roman" w:eastAsia="Times New Roman" w:hAnsi="Times New Roman" w:cs="Times New Roman"/>
-          <w:kern w:val="0"/>
-          <w:lang w:val="en-US"/>
-          <w14:ligatures w14:val="none"/>
-        </w:rPr>
-      </w:pPr>
-    </w:p>
-    <w:p>
-      <w:pPr>
-        <w:spacing w:before="100" w:beforeAutospacing="1" w:after="100" w:afterAutospacing="1" w:line="276" w:lineRule="auto"/>
-        <w:rPr>
-          <w:rFonts w:ascii="Times New Roman" w:eastAsia="Times New Roman" w:hAnsi="Times New Roman" w:cs="Times New Roman"/>
-          <w:kern w:val="0"/>
-          <w:lang w:val="en-US"/>
-          <w14:ligatures w14:val="none"/>
-        </w:rPr>
-      </w:pPr>
-      <w:r>
-        <w:rPr>
-          <w:rFonts w:ascii="Times New Roman" w:eastAsia="Times New Roman" w:hAnsi="Times New Roman" w:cs="Times New Roman"/>
-          <w:kern w:val="0"/>
-          <w:lang w:val="en-US"/>
-          <w14:ligatures w14:val="none"/>
-        </w:rPr>
-        <w:t>&gt; have you understand the project and also the pipeline yet? Try to brief explain to me</w:t>
-      </w:r>
-    </w:p>
-    <w:p>
-      <w:pPr>
-        <w:spacing w:before="100" w:beforeAutospacing="1" w:after="100" w:afterAutospacing="1" w:line="276" w:lineRule="auto"/>
-        <w:rPr>
-          <w:rFonts w:ascii="Times New Roman" w:eastAsia="Times New Roman" w:hAnsi="Times New Roman" w:cs="Times New Roman"/>
-          <w:kern w:val="0"/>
-          <w:lang w:val="en-US"/>
-          <w14:ligatures w14:val="none"/>
-        </w:rPr>
-      </w:pPr>
-    </w:p>
-    <w:p>
-      <w:pPr>
-        <w:spacing w:before="100" w:beforeAutospacing="1" w:after="100" w:afterAutospacing="1" w:line="276" w:lineRule="auto"/>
-        <w:rPr>
-          <w:rFonts w:ascii="Times New Roman" w:eastAsia="Times New Roman" w:hAnsi="Times New Roman" w:cs="Times New Roman"/>
-          <w:kern w:val="0"/>
-          <w:lang w:val="en-US"/>
-          <w14:ligatures w14:val="none"/>
-        </w:rPr>
-      </w:pPr>
-      <w:r>
-        <w:rPr>
-          <w:rFonts w:ascii="Segoe UI Symbol" w:eastAsia="Times New Roman" w:hAnsi="Segoe UI Symbol" w:cs="Segoe UI Symbol"/>
-          <w:kern w:val="0"/>
-          <w:lang w:val="en-US"/>
-          <w14:ligatures w14:val="none"/>
-        </w:rPr>
-        <w:t>✦</w:t>
-      </w:r>
-      <w:r>
-        <w:rPr>
-          <w:rFonts w:ascii="Times New Roman" w:eastAsia="Times New Roman" w:hAnsi="Times New Roman" w:cs="Times New Roman"/>
-          <w:kern w:val="0"/>
-          <w:lang w:val="en-US"/>
-          <w14:ligatures w14:val="none"/>
-        </w:rPr>
-        <w:t xml:space="preserve"> Yes, I believe I have a good understanding now.</w:t>
-      </w:r>
-    </w:p>
-    <w:p>
-      <w:pPr>
-        <w:spacing w:before="100" w:beforeAutospacing="1" w:after="100" w:afterAutospacing="1" w:line="276" w:lineRule="auto"/>
-        <w:rPr>
-          <w:rFonts w:ascii="Times New Roman" w:eastAsia="Times New Roman" w:hAnsi="Times New Roman" w:cs="Times New Roman"/>
-          <w:kern w:val="0"/>
-          <w:lang w:val="en-US"/>
-          <w14:ligatures w14:val="none"/>
-        </w:rPr>
-      </w:pPr>
-    </w:p>
-    <w:p>
-      <w:pPr>
-        <w:spacing w:before="100" w:beforeAutospacing="1" w:after="100" w:afterAutospacing="1" w:line="276" w:lineRule="auto"/>
-        <w:rPr>
-          <w:rFonts w:ascii="Times New Roman" w:eastAsia="Times New Roman" w:hAnsi="Times New Roman" w:cs="Times New Roman"/>
-          <w:kern w:val="0"/>
-          <w:lang w:val="en-US"/>
-          <w14:ligatures w14:val="none"/>
-        </w:rPr>
-      </w:pPr>
-      <w:r>
-        <w:rPr>
-          <w:rFonts w:ascii="Times New Roman" w:eastAsia="Times New Roman" w:hAnsi="Times New Roman" w:cs="Times New Roman"/>
-          <w:kern w:val="0"/>
-          <w:lang w:val="en-US"/>
-          <w14:ligatures w14:val="none"/>
-        </w:rPr>
-        <w:t xml:space="preserve">  Here's my summary of the project:</w:t>
-      </w:r>
-    </w:p>
-    <w:p>
-      <w:pPr>
-        <w:spacing w:before="100" w:beforeAutospacing="1" w:after="100" w:afterAutospacing="1" w:line="276" w:lineRule="auto"/>
-        <w:rPr>
-          <w:rFonts w:ascii="Times New Roman" w:eastAsia="Times New Roman" w:hAnsi="Times New Roman" w:cs="Times New Roman"/>
-          <w:kern w:val="0"/>
-          <w:lang w:val="en-US"/>
-          <w14:ligatures w14:val="none"/>
-        </w:rPr>
-      </w:pPr>
-    </w:p>
-    <w:p>
-      <w:pPr>
-        <w:spacing w:before="100" w:beforeAutospacing="1" w:after="100" w:afterAutospacing="1" w:line="276" w:lineRule="auto"/>
-        <w:rPr>
-          <w:rFonts w:ascii="Times New Roman" w:eastAsia="Times New Roman" w:hAnsi="Times New Roman" w:cs="Times New Roman"/>
-          <w:kern w:val="0"/>
-          <w:lang w:val="en-US"/>
-          <w14:ligatures w14:val="none"/>
-        </w:rPr>
-      </w:pPr>
-      <w:r>
-        <w:rPr>
-          <w:rFonts w:ascii="Times New Roman" w:eastAsia="Times New Roman" w:hAnsi="Times New Roman" w:cs="Times New Roman"/>
-          <w:kern w:val="0"/>
-          <w:lang w:val="en-US"/>
-          <w14:ligatures w14:val="none"/>
-        </w:rPr>
-        <w:lastRenderedPageBreak/>
-        <w:t xml:space="preserve">  The Goal: Your project aims to find a better way to calibrate EEG motor imagery models by comparing two data collection methods: a</w:t>
-      </w:r>
-    </w:p>
-    <w:p>
-      <w:pPr>
-        <w:spacing w:before="100" w:beforeAutospacing="1" w:after="100" w:afterAutospacing="1" w:line="276" w:lineRule="auto"/>
-        <w:rPr>
-          <w:rFonts w:ascii="Times New Roman" w:eastAsia="Times New Roman" w:hAnsi="Times New Roman" w:cs="Times New Roman"/>
-          <w:kern w:val="0"/>
-          <w:lang w:val="en-US"/>
-          <w14:ligatures w14:val="none"/>
-        </w:rPr>
-      </w:pPr>
-      <w:r>
-        <w:rPr>
-          <w:rFonts w:ascii="Times New Roman" w:eastAsia="Times New Roman" w:hAnsi="Times New Roman" w:cs="Times New Roman"/>
-          <w:kern w:val="0"/>
-          <w:lang w:val="en-US"/>
-          <w14:ligatures w14:val="none"/>
-        </w:rPr>
-        <w:t xml:space="preserve">  traditional cue-based tool and a new rhythm game.</w:t>
-      </w:r>
-    </w:p>
-    <w:p>
-      <w:pPr>
-        <w:spacing w:before="100" w:beforeAutospacing="1" w:after="100" w:afterAutospacing="1" w:line="276" w:lineRule="auto"/>
-        <w:rPr>
-          <w:rFonts w:ascii="Times New Roman" w:eastAsia="Times New Roman" w:hAnsi="Times New Roman" w:cs="Times New Roman"/>
-          <w:kern w:val="0"/>
-          <w:lang w:val="en-US"/>
-          <w14:ligatures w14:val="none"/>
-        </w:rPr>
-      </w:pPr>
-    </w:p>
-    <w:p>
-      <w:pPr>
-        <w:spacing w:before="100" w:beforeAutospacing="1" w:after="100" w:afterAutospacing="1" w:line="276" w:lineRule="auto"/>
-        <w:rPr>
-          <w:rFonts w:ascii="Times New Roman" w:eastAsia="Times New Roman" w:hAnsi="Times New Roman" w:cs="Times New Roman"/>
-          <w:kern w:val="0"/>
-          <w:lang w:val="en-US"/>
-          <w14:ligatures w14:val="none"/>
-        </w:rPr>
-      </w:pPr>
-    </w:p>
-    <w:p>
-      <w:pPr>
-        <w:spacing w:before="100" w:beforeAutospacing="1" w:after="100" w:afterAutospacing="1" w:line="276" w:lineRule="auto"/>
-        <w:rPr>
-          <w:rFonts w:ascii="Times New Roman" w:eastAsia="Times New Roman" w:hAnsi="Times New Roman" w:cs="Times New Roman"/>
-          <w:kern w:val="0"/>
-          <w:lang w:val="en-US"/>
-          <w14:ligatures w14:val="none"/>
-        </w:rPr>
-      </w:pPr>
-      <w:r>
-        <w:rPr>
-          <w:rFonts w:ascii="Times New Roman" w:eastAsia="Times New Roman" w:hAnsi="Times New Roman" w:cs="Times New Roman"/>
-          <w:kern w:val="0"/>
-          <w:lang w:val="en-US"/>
-          <w14:ligatures w14:val="none"/>
-        </w:rPr>
-        <w:t xml:space="preserve">  The Pipeline:</w:t>
-      </w:r>
-    </w:p>
-    <w:p>
-      <w:pPr>
-        <w:spacing w:before="100" w:beforeAutospacing="1" w:after="100" w:afterAutospacing="1" w:line="276" w:lineRule="auto"/>
-        <w:rPr>
-          <w:rFonts w:ascii="Times New Roman" w:eastAsia="Times New Roman" w:hAnsi="Times New Roman" w:cs="Times New Roman"/>
-          <w:kern w:val="0"/>
-          <w:lang w:val="en-US"/>
-          <w14:ligatures w14:val="none"/>
-        </w:rPr>
-      </w:pPr>
-      <w:r>
-        <w:rPr>
-          <w:rFonts w:ascii="Times New Roman" w:eastAsia="Times New Roman" w:hAnsi="Times New Roman" w:cs="Times New Roman"/>
-          <w:kern w:val="0"/>
-          <w:lang w:val="en-US"/>
-          <w14:ligatures w14:val="none"/>
-        </w:rPr>
-        <w:t xml:space="preserve">   1. Data Collection (Two Paths):</w:t>
-      </w:r>
-    </w:p>
-    <w:p>
-      <w:pPr>
-        <w:spacing w:before="100" w:beforeAutospacing="1" w:after="100" w:afterAutospacing="1" w:line="276" w:lineRule="auto"/>
-        <w:rPr>
-          <w:rFonts w:ascii="Times New Roman" w:eastAsia="Times New Roman" w:hAnsi="Times New Roman" w:cs="Times New Roman"/>
-          <w:kern w:val="0"/>
-          <w:lang w:val="en-US"/>
-          <w14:ligatures w14:val="none"/>
-        </w:rPr>
-      </w:pPr>
-      <w:r>
-        <w:rPr>
-          <w:rFonts w:ascii="Times New Roman" w:eastAsia="Times New Roman" w:hAnsi="Times New Roman" w:cs="Times New Roman"/>
-          <w:kern w:val="0"/>
-          <w:lang w:val="en-US"/>
-          <w14:ligatures w14:val="none"/>
-        </w:rPr>
-        <w:t xml:space="preserve">       * Path A (Traditional): You use your existing data_test_and_collect tool to record cue-based motor imagery data.</w:t>
-      </w:r>
-    </w:p>
-    <w:p>
-      <w:pPr>
-        <w:spacing w:before="100" w:beforeAutospacing="1" w:after="100" w:afterAutospacing="1" w:line="276" w:lineRule="auto"/>
-        <w:rPr>
-          <w:rFonts w:ascii="Times New Roman" w:eastAsia="Times New Roman" w:hAnsi="Times New Roman" w:cs="Times New Roman"/>
-          <w:kern w:val="0"/>
-          <w:lang w:val="en-US"/>
-          <w14:ligatures w14:val="none"/>
-        </w:rPr>
-      </w:pPr>
-      <w:r>
-        <w:rPr>
-          <w:rFonts w:ascii="Times New Roman" w:eastAsia="Times New Roman" w:hAnsi="Times New Roman" w:cs="Times New Roman"/>
-          <w:kern w:val="0"/>
-          <w:lang w:val="en-US"/>
-          <w14:ligatures w14:val="none"/>
-        </w:rPr>
-        <w:t xml:space="preserve">       * Path B (Game): You use the bcg-rhythm.html game to record motor imagery data in a more engaging, gamified way. The game logs</w:t>
-      </w:r>
-    </w:p>
-    <w:p>
-      <w:pPr>
-        <w:spacing w:before="100" w:beforeAutospacing="1" w:after="100" w:afterAutospacing="1" w:line="276" w:lineRule="auto"/>
-        <w:rPr>
-          <w:rFonts w:ascii="Times New Roman" w:eastAsia="Times New Roman" w:hAnsi="Times New Roman" w:cs="Times New Roman"/>
-          <w:kern w:val="0"/>
-          <w:lang w:val="en-US"/>
-          <w14:ligatures w14:val="none"/>
-        </w:rPr>
-      </w:pPr>
-      <w:r>
-        <w:rPr>
-          <w:rFonts w:ascii="Times New Roman" w:eastAsia="Times New Roman" w:hAnsi="Times New Roman" w:cs="Times New Roman"/>
-          <w:kern w:val="0"/>
-          <w:lang w:val="en-US"/>
-          <w14:ligatures w14:val="none"/>
-        </w:rPr>
-        <w:t xml:space="preserve">         the timing and type (left/right) of each trial.</w:t>
-      </w:r>
-    </w:p>
-    <w:p>
-      <w:pPr>
-        <w:spacing w:before="100" w:beforeAutospacing="1" w:after="100" w:afterAutospacing="1" w:line="276" w:lineRule="auto"/>
-        <w:rPr>
-          <w:rFonts w:ascii="Times New Roman" w:eastAsia="Times New Roman" w:hAnsi="Times New Roman" w:cs="Times New Roman"/>
-          <w:kern w:val="0"/>
-          <w:lang w:val="en-US"/>
-          <w14:ligatures w14:val="none"/>
-        </w:rPr>
-      </w:pPr>
-    </w:p>
-    <w:p>
-      <w:pPr>
-        <w:spacing w:before="100" w:beforeAutospacing="1" w:after="100" w:afterAutospacing="1" w:line="276" w:lineRule="auto"/>
-        <w:rPr>
-          <w:rFonts w:ascii="Times New Roman" w:eastAsia="Times New Roman" w:hAnsi="Times New Roman" w:cs="Times New Roman"/>
-          <w:kern w:val="0"/>
-          <w:lang w:val="en-US"/>
-          <w14:ligatures w14:val="none"/>
-        </w:rPr>
-      </w:pPr>
-    </w:p>
-    <w:p>
-      <w:pPr>
-        <w:spacing w:before="100" w:beforeAutospacing="1" w:after="100" w:afterAutospacing="1" w:line="276" w:lineRule="auto"/>
-        <w:rPr>
-          <w:rFonts w:ascii="Times New Roman" w:eastAsia="Times New Roman" w:hAnsi="Times New Roman" w:cs="Times New Roman"/>
-          <w:kern w:val="0"/>
-          <w:lang w:val="en-US"/>
-          <w14:ligatures w14:val="none"/>
-        </w:rPr>
-      </w:pPr>
-      <w:r>
-        <w:rPr>
-          <w:rFonts w:ascii="Times New Roman" w:eastAsia="Times New Roman" w:hAnsi="Times New Roman" w:cs="Times New Roman"/>
-          <w:kern w:val="0"/>
-          <w:lang w:val="en-US"/>
-          <w14:ligatures w14:val="none"/>
-        </w:rPr>
-        <w:t xml:space="preserve">   2. Model Calibration: You take the pre-trained model and fine-tune it twice, creating two separate models: one calibrated with the</w:t>
-      </w:r>
-    </w:p>
-    <w:p>
-      <w:pPr>
-        <w:spacing w:before="100" w:beforeAutospacing="1" w:after="100" w:afterAutospacing="1" w:line="276" w:lineRule="auto"/>
-        <w:rPr>
-          <w:rFonts w:ascii="Times New Roman" w:eastAsia="Times New Roman" w:hAnsi="Times New Roman" w:cs="Times New Roman"/>
-          <w:kern w:val="0"/>
-          <w:lang w:val="en-US"/>
-          <w14:ligatures w14:val="none"/>
-        </w:rPr>
-      </w:pPr>
-      <w:r>
-        <w:rPr>
-          <w:rFonts w:ascii="Times New Roman" w:eastAsia="Times New Roman" w:hAnsi="Times New Roman" w:cs="Times New Roman"/>
-          <w:kern w:val="0"/>
-          <w:lang w:val="en-US"/>
-          <w14:ligatures w14:val="none"/>
-        </w:rPr>
-        <w:t xml:space="preserve">      traditional data (from Path A) and another with the game data (from Path B).</w:t>
-      </w:r>
-    </w:p>
-    <w:p>
-      <w:pPr>
-        <w:spacing w:before="100" w:beforeAutospacing="1" w:after="100" w:afterAutospacing="1" w:line="276" w:lineRule="auto"/>
-        <w:rPr>
-          <w:rFonts w:ascii="Times New Roman" w:eastAsia="Times New Roman" w:hAnsi="Times New Roman" w:cs="Times New Roman"/>
-          <w:kern w:val="0"/>
-          <w:lang w:val="en-US"/>
-          <w14:ligatures w14:val="none"/>
-        </w:rPr>
-      </w:pPr>
-    </w:p>
-    <w:p>
-      <w:pPr>
-        <w:spacing w:before="100" w:beforeAutospacing="1" w:after="100" w:afterAutospacing="1" w:line="276" w:lineRule="auto"/>
-        <w:rPr>
-          <w:rFonts w:ascii="Times New Roman" w:eastAsia="Times New Roman" w:hAnsi="Times New Roman" w:cs="Times New Roman"/>
-          <w:kern w:val="0"/>
-          <w:lang w:val="en-US"/>
-          <w14:ligatures w14:val="none"/>
-        </w:rPr>
-      </w:pPr>
-      <w:r>
-        <w:rPr>
-          <w:rFonts w:ascii="Times New Roman" w:eastAsia="Times New Roman" w:hAnsi="Times New Roman" w:cs="Times New Roman"/>
-          <w:kern w:val="0"/>
-          <w:lang w:val="en-US"/>
-          <w14:ligatures w14:val="none"/>
-        </w:rPr>
-        <w:t xml:space="preserve">   3. Comparison: You then evaluate and compare the performance of these two calibrated models to determine if the game-based data</w:t>
-      </w:r>
-    </w:p>
-    <w:p>
-      <w:pPr>
-        <w:spacing w:before="100" w:beforeAutospacing="1" w:after="100" w:afterAutospacing="1" w:line="276" w:lineRule="auto"/>
-        <w:rPr>
-          <w:rFonts w:ascii="Times New Roman" w:eastAsia="Times New Roman" w:hAnsi="Times New Roman" w:cs="Times New Roman"/>
-          <w:kern w:val="0"/>
-          <w:lang w:val="en-US"/>
-          <w14:ligatures w14:val="none"/>
-        </w:rPr>
-      </w:pPr>
-      <w:r>
-        <w:rPr>
-          <w:rFonts w:ascii="Times New Roman" w:eastAsia="Times New Roman" w:hAnsi="Times New Roman" w:cs="Times New Roman"/>
-          <w:kern w:val="0"/>
-          <w:lang w:val="en-US"/>
-          <w14:ligatures w14:val="none"/>
-        </w:rPr>
-        <w:t xml:space="preserve">      collection method is more effective.</w:t>
-      </w:r>
-    </w:p>
-    <w:p>
-      <w:pPr>
-        <w:spacing w:before="100" w:beforeAutospacing="1" w:after="100" w:afterAutospacing="1" w:line="276" w:lineRule="auto"/>
-        <w:rPr>
-          <w:rFonts w:ascii="Times New Roman" w:eastAsia="Times New Roman" w:hAnsi="Times New Roman" w:cs="Times New Roman"/>
-          <w:kern w:val="0"/>
-          <w:lang w:val="en-US"/>
-          <w14:ligatures w14:val="none"/>
-        </w:rPr>
-      </w:pPr>
-    </w:p>
-    <w:p>
-      <w:pPr>
-        <w:spacing w:before="100" w:beforeAutospacing="1" w:after="100" w:afterAutospacing="1" w:line="276" w:lineRule="auto"/>
-        <w:rPr>
-          <w:rFonts w:ascii="Times New Roman" w:eastAsia="Times New Roman" w:hAnsi="Times New Roman" w:cs="Times New Roman"/>
-          <w:kern w:val="0"/>
-          <w:lang w:val="en-US"/>
-          <w14:ligatures w14:val="none"/>
-        </w:rPr>
-      </w:pPr>
-    </w:p>
-    <w:p>
-      <w:pPr>
-        <w:spacing w:before="100" w:beforeAutospacing="1" w:after="100" w:afterAutospacing="1" w:line="276" w:lineRule="auto"/>
-        <w:rPr>
-          <w:rFonts w:ascii="Times New Roman" w:eastAsia="Times New Roman" w:hAnsi="Times New Roman" w:cs="Times New Roman"/>
-          <w:kern w:val="0"/>
-          <w:lang w:val="en-US"/>
-          <w14:ligatures w14:val="none"/>
-        </w:rPr>
-      </w:pPr>
-      <w:r>
-        <w:rPr>
-          <w:rFonts w:ascii="Times New Roman" w:eastAsia="Times New Roman" w:hAnsi="Times New Roman" w:cs="Times New Roman"/>
-          <w:kern w:val="0"/>
-          <w:lang w:val="en-US"/>
-          <w14:ligatures w14:val="none"/>
-        </w:rPr>
-        <w:t xml:space="preserve">  Your Immediate Goal: You need to update the bcg-rhythm.html game so it can be used for two purposes:</w:t>
-      </w:r>
-    </w:p>
-    <w:p>
-      <w:pPr>
-        <w:spacing w:before="100" w:beforeAutospacing="1" w:after="100" w:afterAutospacing="1" w:line="276" w:lineRule="auto"/>
-        <w:rPr>
-          <w:rFonts w:ascii="Times New Roman" w:eastAsia="Times New Roman" w:hAnsi="Times New Roman" w:cs="Times New Roman"/>
-          <w:kern w:val="0"/>
-          <w:lang w:val="en-US"/>
-          <w14:ligatures w14:val="none"/>
-        </w:rPr>
-      </w:pPr>
-      <w:r>
-        <w:rPr>
-          <w:rFonts w:ascii="Times New Roman" w:eastAsia="Times New Roman" w:hAnsi="Times New Roman" w:cs="Times New Roman"/>
-          <w:kern w:val="0"/>
-          <w:lang w:val="en-US"/>
-          <w14:ligatures w14:val="none"/>
-        </w:rPr>
-        <w:lastRenderedPageBreak/>
-        <w:t xml:space="preserve">   1. Data Collection Mode: This is the current functionality, where it runs through a fixed sequence and logs the trials.</w:t>
-      </w:r>
-    </w:p>
-    <w:p>
-      <w:pPr>
-        <w:spacing w:before="100" w:beforeAutospacing="1" w:after="100" w:afterAutospacing="1" w:line="276" w:lineRule="auto"/>
-        <w:rPr>
-          <w:rFonts w:ascii="Times New Roman" w:eastAsia="Times New Roman" w:hAnsi="Times New Roman" w:cs="Times New Roman"/>
-          <w:kern w:val="0"/>
-          <w:lang w:val="en-US"/>
-          <w14:ligatures w14:val="none"/>
-        </w:rPr>
-      </w:pPr>
-      <w:r>
-        <w:rPr>
-          <w:rFonts w:ascii="Times New Roman" w:eastAsia="Times New Roman" w:hAnsi="Times New Roman" w:cs="Times New Roman"/>
-          <w:kern w:val="0"/>
-          <w:lang w:val="en-US"/>
-          <w14:ligatures w14:val="none"/>
-        </w:rPr>
-        <w:t xml:space="preserve">   2. Test Mode: A new mode where the game takes real-time input from a calibrated model to be played, instead of using keyboard</w:t>
-      </w:r>
-    </w:p>
-    <w:p>
-      <w:pPr>
-        <w:spacing w:before="100" w:beforeAutospacing="1" w:after="100" w:afterAutospacing="1" w:line="276" w:lineRule="auto"/>
-        <w:rPr>
-          <w:rFonts w:ascii="Times New Roman" w:eastAsia="Times New Roman" w:hAnsi="Times New Roman" w:cs="Times New Roman"/>
-          <w:kern w:val="0"/>
-          <w:lang w:val="en-US"/>
-          <w14:ligatures w14:val="none"/>
-        </w:rPr>
-      </w:pPr>
-      <w:r>
-        <w:rPr>
-          <w:rFonts w:ascii="Times New Roman" w:eastAsia="Times New Roman" w:hAnsi="Times New Roman" w:cs="Times New Roman"/>
-          <w:kern w:val="0"/>
-          <w:lang w:val="en-US"/>
-          <w14:ligatures w14:val="none"/>
-        </w:rPr>
-        <w:t xml:space="preserve">      simulation.</w:t>
-      </w:r>
-    </w:p>
-    <w:p>
-      <w:pPr>
-        <w:spacing w:before="100" w:beforeAutospacing="1" w:after="100" w:afterAutospacing="1" w:line="276" w:lineRule="auto"/>
-        <w:rPr>
-          <w:rFonts w:ascii="Times New Roman" w:eastAsia="Times New Roman" w:hAnsi="Times New Roman" w:cs="Times New Roman"/>
-          <w:kern w:val="0"/>
-          <w:lang w:val="en-US"/>
-          <w14:ligatures w14:val="none"/>
-        </w:rPr>
-      </w:pPr>
-    </w:p>
-    <w:p>
-      <w:pPr>
-        <w:spacing w:before="100" w:beforeAutospacing="1" w:after="100" w:afterAutospacing="1" w:line="276" w:lineRule="auto"/>
-        <w:rPr>
-          <w:rFonts w:ascii="Times New Roman" w:eastAsia="Times New Roman" w:hAnsi="Times New Roman" w:cs="Times New Roman"/>
-          <w:kern w:val="0"/>
-          <w:lang w:val="en-US"/>
-          <w14:ligatures w14:val="none"/>
-        </w:rPr>
-      </w:pPr>
-    </w:p>
-    <w:p>
-      <w:pPr>
-        <w:spacing w:before="100" w:beforeAutospacing="1" w:after="100" w:afterAutospacing="1" w:line="276" w:lineRule="auto"/>
-        <w:rPr>
-          <w:rFonts w:ascii="Times New Roman" w:eastAsia="Times New Roman" w:hAnsi="Times New Roman" w:cs="Times New Roman"/>
-          <w:kern w:val="0"/>
-          <w:lang w:val="en-US"/>
-          <w14:ligatures w14:val="none"/>
-        </w:rPr>
-      </w:pPr>
-      <w:r>
-        <w:rPr>
-          <w:rFonts w:ascii="Times New Roman" w:eastAsia="Times New Roman" w:hAnsi="Times New Roman" w:cs="Times New Roman"/>
-          <w:kern w:val="0"/>
-          <w:lang w:val="en-US"/>
-          <w14:ligatures w14:val="none"/>
-        </w:rPr>
-        <w:t xml:space="preserve">  Is this understanding correct?</w:t>
-      </w:r>
-    </w:p>
-    <w:p>
-      <w:pPr>
-        <w:spacing w:before="100" w:beforeAutospacing="1" w:after="100" w:afterAutospacing="1" w:line="276" w:lineRule="auto"/>
-        <w:rPr>
-          <w:rFonts w:ascii="Times New Roman" w:eastAsia="Times New Roman" w:hAnsi="Times New Roman" w:cs="Times New Roman"/>
-          <w:kern w:val="0"/>
-          <w:lang w:val="en-US"/>
-          <w14:ligatures w14:val="none"/>
-        </w:rPr>
-      </w:pPr>
-    </w:p>
-    <w:p>
-      <w:pPr>
-        <w:spacing w:before="100" w:beforeAutospacing="1" w:after="100" w:afterAutospacing="1" w:line="276" w:lineRule="auto"/>
-        <w:rPr>
-          <w:rFonts w:ascii="Times New Roman" w:eastAsia="Times New Roman" w:hAnsi="Times New Roman" w:cs="Times New Roman"/>
-          <w:kern w:val="0"/>
-          <w:lang w:val="en-US"/>
-          <w14:ligatures w14:val="none"/>
-        </w:rPr>
-      </w:pPr>
-      <w:r>
-        <w:rPr>
-          <w:rFonts w:ascii="Times New Roman" w:eastAsia="Times New Roman" w:hAnsi="Times New Roman" w:cs="Times New Roman"/>
-          <w:kern w:val="0"/>
-          <w:lang w:val="en-US"/>
-          <w14:ligatures w14:val="none"/>
-        </w:rPr>
-        <w:t>&gt; but, here is my current thought: should we keep the data collection mode to ONLY collect data? how about collect and calibrate right</w:t>
-      </w:r>
-    </w:p>
-    <w:p>
-      <w:pPr>
-        <w:spacing w:before="100" w:beforeAutospacing="1" w:after="100" w:afterAutospacing="1" w:line="276" w:lineRule="auto"/>
-        <w:rPr>
-          <w:rFonts w:ascii="Times New Roman" w:eastAsia="Times New Roman" w:hAnsi="Times New Roman" w:cs="Times New Roman"/>
-          <w:kern w:val="0"/>
-          <w:lang w:val="en-US"/>
-          <w14:ligatures w14:val="none"/>
-        </w:rPr>
-      </w:pPr>
-      <w:r>
-        <w:rPr>
-          <w:rFonts w:ascii="Times New Roman" w:eastAsia="Times New Roman" w:hAnsi="Times New Roman" w:cs="Times New Roman"/>
-          <w:kern w:val="0"/>
-          <w:lang w:val="en-US"/>
-          <w14:ligatures w14:val="none"/>
-        </w:rPr>
-        <w:t xml:space="preserve">   when we have an suitable amount of data, then continue letting the user play. because if we only collect data, the game piano notes</w:t>
-      </w:r>
-    </w:p>
-    <w:p>
-      <w:pPr>
-        <w:spacing w:before="100" w:beforeAutospacing="1" w:after="100" w:afterAutospacing="1" w:line="276" w:lineRule="auto"/>
-        <w:rPr>
-          <w:rFonts w:ascii="Times New Roman" w:eastAsia="Times New Roman" w:hAnsi="Times New Roman" w:cs="Times New Roman"/>
-          <w:kern w:val="0"/>
-          <w:lang w:val="en-US"/>
-          <w14:ligatures w14:val="none"/>
-        </w:rPr>
-      </w:pPr>
-      <w:r>
-        <w:rPr>
-          <w:rFonts w:ascii="Times New Roman" w:eastAsia="Times New Roman" w:hAnsi="Times New Roman" w:cs="Times New Roman"/>
-          <w:kern w:val="0"/>
-          <w:lang w:val="en-US"/>
-          <w14:ligatures w14:val="none"/>
-        </w:rPr>
-        <w:t xml:space="preserve">   will not play exactly like what user imagine -&gt; then the game is not much better than the cue based method i think. can that </w:t>
-      </w:r>
-    </w:p>
-    <w:p>
-      <w:pPr>
-        <w:spacing w:before="100" w:beforeAutospacing="1" w:after="100" w:afterAutospacing="1" w:line="276" w:lineRule="auto"/>
-        <w:rPr>
-          <w:rFonts w:ascii="Times New Roman" w:eastAsia="Times New Roman" w:hAnsi="Times New Roman" w:cs="Times New Roman"/>
-          <w:kern w:val="0"/>
-          <w:lang w:val="en-US"/>
-          <w14:ligatures w14:val="none"/>
-        </w:rPr>
-      </w:pPr>
-      <w:r>
-        <w:rPr>
-          <w:rFonts w:ascii="Times New Roman" w:eastAsia="Times New Roman" w:hAnsi="Times New Roman" w:cs="Times New Roman"/>
-          <w:kern w:val="0"/>
-          <w:lang w:val="en-US"/>
-          <w14:ligatures w14:val="none"/>
-        </w:rPr>
-        <w:t xml:space="preserve">  approach be real</w:t>
-      </w:r>
-    </w:p>
-    <w:p>
-      <w:pPr>
-        <w:spacing w:before="100" w:beforeAutospacing="1" w:after="100" w:afterAutospacing="1" w:line="276" w:lineRule="auto"/>
-        <w:rPr>
-          <w:rFonts w:ascii="Times New Roman" w:eastAsia="Times New Roman" w:hAnsi="Times New Roman" w:cs="Times New Roman"/>
-          <w:kern w:val="0"/>
-          <w:lang w:val="en-US"/>
-          <w14:ligatures w14:val="none"/>
-        </w:rPr>
-      </w:pPr>
-    </w:p>
-    <w:p>
-      <w:pPr>
-        <w:spacing w:before="100" w:beforeAutospacing="1" w:after="100" w:afterAutospacing="1" w:line="276" w:lineRule="auto"/>
-        <w:rPr>
-          <w:rFonts w:ascii="Times New Roman" w:eastAsia="Times New Roman" w:hAnsi="Times New Roman" w:cs="Times New Roman"/>
-          <w:kern w:val="0"/>
-          <w:lang w:val="en-US"/>
-          <w14:ligatures w14:val="none"/>
-        </w:rPr>
-      </w:pPr>
-      <w:r>
-        <w:rPr>
-          <w:rFonts w:ascii="Segoe UI Symbol" w:eastAsia="Times New Roman" w:hAnsi="Segoe UI Symbol" w:cs="Segoe UI Symbol"/>
-          <w:kern w:val="0"/>
-          <w:lang w:val="en-US"/>
-          <w14:ligatures w14:val="none"/>
-        </w:rPr>
-        <w:t>✦</w:t>
-      </w:r>
-      <w:r>
-        <w:rPr>
-          <w:rFonts w:ascii="Times New Roman" w:eastAsia="Times New Roman" w:hAnsi="Times New Roman" w:cs="Times New Roman"/>
-          <w:kern w:val="0"/>
-          <w:lang w:val="en-US"/>
-          <w14:ligatures w14:val="none"/>
-        </w:rPr>
-        <w:t xml:space="preserve"> That's an excellent and insightful question. You're thinking about a more advanced and powerful approach.</w:t>
-      </w:r>
-    </w:p>
-    <w:p>
-      <w:pPr>
-        <w:spacing w:before="100" w:beforeAutospacing="1" w:after="100" w:afterAutospacing="1" w:line="276" w:lineRule="auto"/>
-        <w:rPr>
-          <w:rFonts w:ascii="Times New Roman" w:eastAsia="Times New Roman" w:hAnsi="Times New Roman" w:cs="Times New Roman"/>
-          <w:kern w:val="0"/>
-          <w:lang w:val="en-US"/>
-          <w14:ligatures w14:val="none"/>
-        </w:rPr>
-      </w:pPr>
-    </w:p>
-    <w:p>
-      <w:pPr>
-        <w:spacing w:before="100" w:beforeAutospacing="1" w:after="100" w:afterAutospacing="1" w:line="276" w:lineRule="auto"/>
-        <w:rPr>
-          <w:rFonts w:ascii="Times New Roman" w:eastAsia="Times New Roman" w:hAnsi="Times New Roman" w:cs="Times New Roman"/>
-          <w:kern w:val="0"/>
-          <w:lang w:val="en-US"/>
-          <w14:ligatures w14:val="none"/>
-        </w:rPr>
-      </w:pPr>
-      <w:r>
-        <w:rPr>
-          <w:rFonts w:ascii="Times New Roman" w:eastAsia="Times New Roman" w:hAnsi="Times New Roman" w:cs="Times New Roman"/>
-          <w:kern w:val="0"/>
-          <w:lang w:val="en-US"/>
-          <w14:ligatures w14:val="none"/>
-        </w:rPr>
-        <w:t xml:space="preserve">  Yes, that approach is very much "real." It's a concept often called online adaptation or adaptive BCI. The idea is to continuously</w:t>
-      </w:r>
-    </w:p>
-    <w:p>
-      <w:pPr>
-        <w:spacing w:before="100" w:beforeAutospacing="1" w:after="100" w:afterAutospacing="1" w:line="276" w:lineRule="auto"/>
-        <w:rPr>
-          <w:rFonts w:ascii="Times New Roman" w:eastAsia="Times New Roman" w:hAnsi="Times New Roman" w:cs="Times New Roman"/>
-          <w:kern w:val="0"/>
-          <w:lang w:val="en-US"/>
-          <w14:ligatures w14:val="none"/>
-        </w:rPr>
-      </w:pPr>
-      <w:r>
-        <w:rPr>
-          <w:rFonts w:ascii="Times New Roman" w:eastAsia="Times New Roman" w:hAnsi="Times New Roman" w:cs="Times New Roman"/>
-          <w:kern w:val="0"/>
-          <w:lang w:val="en-US"/>
-          <w14:ligatures w14:val="none"/>
-        </w:rPr>
-        <w:t xml:space="preserve">  or periodically update the model with new data from the user to improve its performance during the same session.</w:t>
-      </w:r>
-    </w:p>
-    <w:p>
-      <w:pPr>
-        <w:spacing w:before="100" w:beforeAutospacing="1" w:after="100" w:afterAutospacing="1" w:line="276" w:lineRule="auto"/>
-        <w:rPr>
-          <w:rFonts w:ascii="Times New Roman" w:eastAsia="Times New Roman" w:hAnsi="Times New Roman" w:cs="Times New Roman"/>
-          <w:kern w:val="0"/>
-          <w:lang w:val="en-US"/>
-          <w14:ligatures w14:val="none"/>
-        </w:rPr>
-      </w:pPr>
-    </w:p>
-    <w:p>
-      <w:pPr>
-        <w:spacing w:before="100" w:beforeAutospacing="1" w:after="100" w:afterAutospacing="1" w:line="276" w:lineRule="auto"/>
-        <w:rPr>
-          <w:rFonts w:ascii="Times New Roman" w:eastAsia="Times New Roman" w:hAnsi="Times New Roman" w:cs="Times New Roman"/>
-          <w:kern w:val="0"/>
-          <w:lang w:val="en-US"/>
-          <w14:ligatures w14:val="none"/>
-        </w:rPr>
-      </w:pPr>
-    </w:p>
-    <w:p>
-      <w:pPr>
-        <w:spacing w:before="100" w:beforeAutospacing="1" w:after="100" w:afterAutospacing="1" w:line="276" w:lineRule="auto"/>
-        <w:rPr>
-          <w:rFonts w:ascii="Times New Roman" w:eastAsia="Times New Roman" w:hAnsi="Times New Roman" w:cs="Times New Roman"/>
-          <w:kern w:val="0"/>
-          <w:lang w:val="en-US"/>
-          <w14:ligatures w14:val="none"/>
-        </w:rPr>
-      </w:pPr>
-      <w:r>
-        <w:rPr>
-          <w:rFonts w:ascii="Times New Roman" w:eastAsia="Times New Roman" w:hAnsi="Times New Roman" w:cs="Times New Roman"/>
-          <w:kern w:val="0"/>
-          <w:lang w:val="en-US"/>
-          <w14:ligatures w14:val="none"/>
-        </w:rPr>
-        <w:t xml:space="preserve">  You are right. If the game doesn't respond to the user's brain activity, it's essentially just a prettier version of the</w:t>
-      </w:r>
-    </w:p>
-    <w:p>
-      <w:pPr>
-        <w:spacing w:before="100" w:beforeAutospacing="1" w:after="100" w:afterAutospacing="1" w:line="276" w:lineRule="auto"/>
-        <w:rPr>
-          <w:rFonts w:ascii="Times New Roman" w:eastAsia="Times New Roman" w:hAnsi="Times New Roman" w:cs="Times New Roman"/>
-          <w:kern w:val="0"/>
-          <w:lang w:val="en-US"/>
-          <w14:ligatures w14:val="none"/>
-        </w:rPr>
-      </w:pPr>
-      <w:r>
-        <w:rPr>
-          <w:rFonts w:ascii="Times New Roman" w:eastAsia="Times New Roman" w:hAnsi="Times New Roman" w:cs="Times New Roman"/>
-          <w:kern w:val="0"/>
-          <w:lang w:val="en-US"/>
-          <w14:ligatures w14:val="none"/>
-        </w:rPr>
-        <w:t xml:space="preserve">  cue-based method. Making it interactive is the key to making it a truly different and potentially better calibration experience.</w:t>
-      </w:r>
-    </w:p>
-    <w:p>
-      <w:pPr>
-        <w:spacing w:before="100" w:beforeAutospacing="1" w:after="100" w:afterAutospacing="1" w:line="276" w:lineRule="auto"/>
-        <w:rPr>
-          <w:rFonts w:ascii="Times New Roman" w:eastAsia="Times New Roman" w:hAnsi="Times New Roman" w:cs="Times New Roman"/>
-          <w:kern w:val="0"/>
-          <w:lang w:val="en-US"/>
-          <w14:ligatures w14:val="none"/>
-        </w:rPr>
-      </w:pPr>
-    </w:p>
-    <w:p>
-      <w:pPr>
-        <w:spacing w:before="100" w:beforeAutospacing="1" w:after="100" w:afterAutospacing="1" w:line="276" w:lineRule="auto"/>
-        <w:rPr>
-          <w:rFonts w:ascii="Times New Roman" w:eastAsia="Times New Roman" w:hAnsi="Times New Roman" w:cs="Times New Roman"/>
-          <w:kern w:val="0"/>
-          <w:lang w:val="en-US"/>
-          <w14:ligatures w14:val="none"/>
-        </w:rPr>
-      </w:pPr>
-    </w:p>
-    <w:p>
-      <w:pPr>
-        <w:spacing w:before="100" w:beforeAutospacing="1" w:after="100" w:afterAutospacing="1" w:line="276" w:lineRule="auto"/>
-        <w:rPr>
-          <w:rFonts w:ascii="Times New Roman" w:eastAsia="Times New Roman" w:hAnsi="Times New Roman" w:cs="Times New Roman"/>
-          <w:kern w:val="0"/>
-          <w:lang w:val="en-US"/>
-          <w14:ligatures w14:val="none"/>
-        </w:rPr>
-      </w:pPr>
-      <w:r>
-        <w:rPr>
-          <w:rFonts w:ascii="Times New Roman" w:eastAsia="Times New Roman" w:hAnsi="Times New Roman" w:cs="Times New Roman"/>
-          <w:kern w:val="0"/>
-          <w:lang w:val="en-US"/>
-          <w14:ligatures w14:val="none"/>
-        </w:rPr>
-        <w:t xml:space="preserve">  Here’s a breakdown of what would be needed to make your idea work:</w:t>
-      </w:r>
-    </w:p>
-    <w:p>
-      <w:pPr>
-        <w:spacing w:before="100" w:beforeAutospacing="1" w:after="100" w:afterAutospacing="1" w:line="276" w:lineRule="auto"/>
-        <w:rPr>
-          <w:rFonts w:ascii="Times New Roman" w:eastAsia="Times New Roman" w:hAnsi="Times New Roman" w:cs="Times New Roman"/>
-          <w:kern w:val="0"/>
-          <w:lang w:val="en-US"/>
-          <w14:ligatures w14:val="none"/>
-        </w:rPr>
-      </w:pPr>
-    </w:p>
-    <w:p>
-      <w:pPr>
-        <w:spacing w:before="100" w:beforeAutospacing="1" w:after="100" w:afterAutospacing="1" w:line="276" w:lineRule="auto"/>
-        <w:rPr>
-          <w:rFonts w:ascii="Times New Roman" w:eastAsia="Times New Roman" w:hAnsi="Times New Roman" w:cs="Times New Roman"/>
-          <w:kern w:val="0"/>
-          <w:lang w:val="en-US"/>
-          <w14:ligatures w14:val="none"/>
-        </w:rPr>
-      </w:pPr>
-      <w:r>
-        <w:rPr>
-          <w:rFonts w:ascii="Times New Roman" w:eastAsia="Times New Roman" w:hAnsi="Times New Roman" w:cs="Times New Roman"/>
-          <w:kern w:val="0"/>
-          <w:lang w:val="en-US"/>
-          <w14:ligatures w14:val="none"/>
-        </w:rPr>
-        <w:t xml:space="preserve">  The "Live Calibration" Workflow:</w:t>
-      </w:r>
-    </w:p>
-    <w:p>
-      <w:pPr>
-        <w:spacing w:before="100" w:beforeAutospacing="1" w:after="100" w:afterAutospacing="1" w:line="276" w:lineRule="auto"/>
-        <w:rPr>
-          <w:rFonts w:ascii="Times New Roman" w:eastAsia="Times New Roman" w:hAnsi="Times New Roman" w:cs="Times New Roman"/>
-          <w:kern w:val="0"/>
-          <w:lang w:val="en-US"/>
-          <w14:ligatures w14:val="none"/>
-        </w:rPr>
-      </w:pPr>
-    </w:p>
-    <w:p>
-      <w:pPr>
-        <w:spacing w:before="100" w:beforeAutospacing="1" w:after="100" w:afterAutospacing="1" w:line="276" w:lineRule="auto"/>
-        <w:rPr>
-          <w:rFonts w:ascii="Times New Roman" w:eastAsia="Times New Roman" w:hAnsi="Times New Roman" w:cs="Times New Roman"/>
-          <w:kern w:val="0"/>
-          <w:lang w:val="en-US"/>
-          <w14:ligatures w14:val="none"/>
-        </w:rPr>
-      </w:pPr>
-    </w:p>
-    <w:p>
-      <w:pPr>
-        <w:spacing w:before="100" w:beforeAutospacing="1" w:after="100" w:afterAutospacing="1" w:line="276" w:lineRule="auto"/>
-        <w:rPr>
-          <w:rFonts w:ascii="Times New Roman" w:eastAsia="Times New Roman" w:hAnsi="Times New Roman" w:cs="Times New Roman"/>
-          <w:kern w:val="0"/>
-          <w:lang w:val="en-US"/>
-          <w14:ligatures w14:val="none"/>
-        </w:rPr>
-      </w:pPr>
-      <w:r>
-        <w:rPr>
-          <w:rFonts w:ascii="Times New Roman" w:eastAsia="Times New Roman" w:hAnsi="Times New Roman" w:cs="Times New Roman"/>
-          <w:kern w:val="0"/>
-          <w:lang w:val="en-US"/>
-          <w14:ligatures w14:val="none"/>
-        </w:rPr>
-        <w:t xml:space="preserve">   1. Live EEG Stream: The Python tool that reads from your EEG headset would need to continuously stream that data to the web browser</w:t>
-      </w:r>
-    </w:p>
-    <w:p>
-      <w:pPr>
-        <w:spacing w:before="100" w:beforeAutospacing="1" w:after="100" w:afterAutospacing="1" w:line="276" w:lineRule="auto"/>
-        <w:rPr>
-          <w:rFonts w:ascii="Times New Roman" w:eastAsia="Times New Roman" w:hAnsi="Times New Roman" w:cs="Times New Roman"/>
-          <w:kern w:val="0"/>
-          <w:lang w:val="en-US"/>
-          <w14:ligatures w14:val="none"/>
-        </w:rPr>
-      </w:pPr>
-      <w:r>
-        <w:rPr>
-          <w:rFonts w:ascii="Times New Roman" w:eastAsia="Times New Roman" w:hAnsi="Times New Roman" w:cs="Times New Roman"/>
-          <w:kern w:val="0"/>
-          <w:lang w:val="en-US"/>
-          <w14:ligatures w14:val="none"/>
-        </w:rPr>
-        <w:t xml:space="preserve">      where the game is running. A WebSocket is the standard technology for this real-time, two-way communication.</w:t>
-      </w:r>
-    </w:p>
-    <w:p>
-      <w:pPr>
-        <w:spacing w:before="100" w:beforeAutospacing="1" w:after="100" w:afterAutospacing="1" w:line="276" w:lineRule="auto"/>
-        <w:rPr>
-          <w:rFonts w:ascii="Times New Roman" w:eastAsia="Times New Roman" w:hAnsi="Times New Roman" w:cs="Times New Roman"/>
-          <w:kern w:val="0"/>
-          <w:lang w:val="en-US"/>
-          <w14:ligatures w14:val="none"/>
-        </w:rPr>
-      </w:pPr>
-    </w:p>
-    <w:p>
-      <w:pPr>
-        <w:spacing w:before="100" w:beforeAutospacing="1" w:after="100" w:afterAutospacing="1" w:line="276" w:lineRule="auto"/>
-        <w:rPr>
-          <w:rFonts w:ascii="Times New Roman" w:eastAsia="Times New Roman" w:hAnsi="Times New Roman" w:cs="Times New Roman"/>
-          <w:kern w:val="0"/>
-          <w:lang w:val="en-US"/>
-          <w14:ligatures w14:val="none"/>
-        </w:rPr>
-      </w:pPr>
-      <w:r>
-        <w:rPr>
-          <w:rFonts w:ascii="Times New Roman" w:eastAsia="Times New Roman" w:hAnsi="Times New Roman" w:cs="Times New Roman"/>
-          <w:kern w:val="0"/>
-          <w:lang w:val="en-US"/>
-          <w14:ligatures w14:val="none"/>
-        </w:rPr>
-        <w:t xml:space="preserve">   2. Initial Data Collection Phase: The game would start as you described, showing cues (falling notes) and recording the</w:t>
-      </w:r>
-    </w:p>
-    <w:p>
-      <w:pPr>
-        <w:spacing w:before="100" w:beforeAutospacing="1" w:after="100" w:afterAutospacing="1" w:line="276" w:lineRule="auto"/>
-        <w:rPr>
-          <w:rFonts w:ascii="Times New Roman" w:eastAsia="Times New Roman" w:hAnsi="Times New Roman" w:cs="Times New Roman"/>
-          <w:kern w:val="0"/>
-          <w:lang w:val="en-US"/>
-          <w14:ligatures w14:val="none"/>
-        </w:rPr>
-      </w:pPr>
-      <w:r>
-        <w:rPr>
-          <w:rFonts w:ascii="Times New Roman" w:eastAsia="Times New Roman" w:hAnsi="Times New Roman" w:cs="Times New Roman"/>
-          <w:kern w:val="0"/>
-          <w:lang w:val="en-US"/>
-          <w14:ligatures w14:val="none"/>
-        </w:rPr>
-        <w:t xml:space="preserve">      corresponding EEG data that it's receiving from the stream. The user performs motor imagery, but nothing happens yet.</w:t>
-      </w:r>
-    </w:p>
-    <w:p>
-      <w:pPr>
-        <w:spacing w:before="100" w:beforeAutospacing="1" w:after="100" w:afterAutospacing="1" w:line="276" w:lineRule="auto"/>
-        <w:rPr>
-          <w:rFonts w:ascii="Times New Roman" w:eastAsia="Times New Roman" w:hAnsi="Times New Roman" w:cs="Times New Roman"/>
-          <w:kern w:val="0"/>
-          <w:lang w:val="en-US"/>
-          <w14:ligatures w14:val="none"/>
-        </w:rPr>
-      </w:pPr>
-    </w:p>
-    <w:p>
-      <w:pPr>
-        <w:spacing w:before="100" w:beforeAutospacing="1" w:after="100" w:afterAutospacing="1" w:line="276" w:lineRule="auto"/>
-        <w:rPr>
-          <w:rFonts w:ascii="Times New Roman" w:eastAsia="Times New Roman" w:hAnsi="Times New Roman" w:cs="Times New Roman"/>
-          <w:kern w:val="0"/>
-          <w:lang w:val="en-US"/>
-          <w14:ligatures w14:val="none"/>
-        </w:rPr>
-      </w:pPr>
-    </w:p>
-    <w:p>
-      <w:pPr>
-        <w:spacing w:before="100" w:beforeAutospacing="1" w:after="100" w:afterAutospacing="1" w:line="276" w:lineRule="auto"/>
-        <w:rPr>
-          <w:rFonts w:ascii="Times New Roman" w:eastAsia="Times New Roman" w:hAnsi="Times New Roman" w:cs="Times New Roman"/>
-          <w:kern w:val="0"/>
-          <w:lang w:val="en-US"/>
-          <w14:ligatures w14:val="none"/>
-        </w:rPr>
-      </w:pPr>
-      <w:r>
-        <w:rPr>
-          <w:rFonts w:ascii="Times New Roman" w:eastAsia="Times New Roman" w:hAnsi="Times New Roman" w:cs="Times New Roman"/>
-          <w:kern w:val="0"/>
-          <w:lang w:val="en-US"/>
-          <w14:ligatures w14:val="none"/>
-        </w:rPr>
-        <w:t xml:space="preserve">   3. Mid-game Calibration: After collecting enough trials (e.g., 20-40), the game would need to trigger a calibration. This is the</w:t>
-      </w:r>
-    </w:p>
-    <w:p>
-      <w:pPr>
-        <w:spacing w:before="100" w:beforeAutospacing="1" w:after="100" w:afterAutospacing="1" w:line="276" w:lineRule="auto"/>
-        <w:rPr>
-          <w:rFonts w:ascii="Times New Roman" w:eastAsia="Times New Roman" w:hAnsi="Times New Roman" w:cs="Times New Roman"/>
-          <w:kern w:val="0"/>
-          <w:lang w:val="en-US"/>
-          <w14:ligatures w14:val="none"/>
-        </w:rPr>
-      </w:pPr>
-      <w:r>
-        <w:rPr>
-          <w:rFonts w:ascii="Times New Roman" w:eastAsia="Times New Roman" w:hAnsi="Times New Roman" w:cs="Times New Roman"/>
-          <w:kern w:val="0"/>
-          <w:lang w:val="en-US"/>
-          <w14:ligatures w14:val="none"/>
-        </w:rPr>
-        <w:lastRenderedPageBreak/>
-        <w:t xml:space="preserve">      most complex part. You have two main options:</w:t>
-      </w:r>
-    </w:p>
-    <w:p>
-      <w:pPr>
-        <w:spacing w:before="100" w:beforeAutospacing="1" w:after="100" w:afterAutospacing="1" w:line="276" w:lineRule="auto"/>
-        <w:rPr>
-          <w:rFonts w:ascii="Times New Roman" w:eastAsia="Times New Roman" w:hAnsi="Times New Roman" w:cs="Times New Roman"/>
-          <w:kern w:val="0"/>
-          <w:lang w:val="en-US"/>
-          <w14:ligatures w14:val="none"/>
-        </w:rPr>
-      </w:pPr>
-    </w:p>
-    <w:p>
-      <w:pPr>
-        <w:spacing w:before="100" w:beforeAutospacing="1" w:after="100" w:afterAutospacing="1" w:line="276" w:lineRule="auto"/>
-        <w:rPr>
-          <w:rFonts w:ascii="Times New Roman" w:eastAsia="Times New Roman" w:hAnsi="Times New Roman" w:cs="Times New Roman"/>
-          <w:kern w:val="0"/>
-          <w:lang w:val="en-US"/>
-          <w14:ligatures w14:val="none"/>
-        </w:rPr>
-      </w:pPr>
-    </w:p>
-    <w:p>
-      <w:pPr>
-        <w:spacing w:before="100" w:beforeAutospacing="1" w:after="100" w:afterAutospacing="1" w:line="276" w:lineRule="auto"/>
-        <w:rPr>
-          <w:rFonts w:ascii="Times New Roman" w:eastAsia="Times New Roman" w:hAnsi="Times New Roman" w:cs="Times New Roman"/>
-          <w:kern w:val="0"/>
-          <w:lang w:val="en-US"/>
-          <w14:ligatures w14:val="none"/>
-        </w:rPr>
-      </w:pPr>
-      <w:r>
-        <w:rPr>
-          <w:rFonts w:ascii="Times New Roman" w:eastAsia="Times New Roman" w:hAnsi="Times New Roman" w:cs="Times New Roman"/>
-          <w:kern w:val="0"/>
-          <w:lang w:val="en-US"/>
-          <w14:ligatures w14:val="none"/>
-        </w:rPr>
-        <w:t xml:space="preserve">       * Option A: Server-Side Calibration (More Practical)</w:t>
-      </w:r>
-    </w:p>
-    <w:p>
-      <w:pPr>
-        <w:spacing w:before="100" w:beforeAutospacing="1" w:after="100" w:afterAutospacing="1" w:line="276" w:lineRule="auto"/>
-        <w:rPr>
-          <w:rFonts w:ascii="Times New Roman" w:eastAsia="Times New Roman" w:hAnsi="Times New Roman" w:cs="Times New Roman"/>
-          <w:kern w:val="0"/>
-          <w:lang w:val="en-US"/>
-          <w14:ligatures w14:val="none"/>
-        </w:rPr>
-      </w:pPr>
-      <w:r>
-        <w:rPr>
-          <w:rFonts w:ascii="Times New Roman" w:eastAsia="Times New Roman" w:hAnsi="Times New Roman" w:cs="Times New Roman"/>
-          <w:kern w:val="0"/>
-          <w:lang w:val="en-US"/>
-          <w14:ligatures w14:val="none"/>
-        </w:rPr>
-        <w:t xml:space="preserve">           * The game sends the collected data (EEG trials + labels) back to the Python application via the WebSocket.</w:t>
-      </w:r>
-    </w:p>
-    <w:p>
-      <w:pPr>
-        <w:spacing w:before="100" w:beforeAutospacing="1" w:after="100" w:afterAutospacing="1" w:line="276" w:lineRule="auto"/>
-        <w:rPr>
-          <w:rFonts w:ascii="Times New Roman" w:eastAsia="Times New Roman" w:hAnsi="Times New Roman" w:cs="Times New Roman"/>
-          <w:kern w:val="0"/>
-          <w:lang w:val="en-US"/>
-          <w14:ligatures w14:val="none"/>
-        </w:rPr>
-      </w:pPr>
-      <w:r>
-        <w:rPr>
-          <w:rFonts w:ascii="Times New Roman" w:eastAsia="Times New Roman" w:hAnsi="Times New Roman" w:cs="Times New Roman"/>
-          <w:kern w:val="0"/>
-          <w:lang w:val="en-US"/>
-          <w14:ligatures w14:val="none"/>
-        </w:rPr>
-        <w:t xml:space="preserve">           * The Python script runs the calibration process using your existing PyTorch model and code.</w:t>
-      </w:r>
-    </w:p>
-    <w:p>
-      <w:pPr>
-        <w:spacing w:before="100" w:beforeAutospacing="1" w:after="100" w:afterAutospacing="1" w:line="276" w:lineRule="auto"/>
-        <w:rPr>
-          <w:rFonts w:ascii="Times New Roman" w:eastAsia="Times New Roman" w:hAnsi="Times New Roman" w:cs="Times New Roman"/>
-          <w:kern w:val="0"/>
-          <w:lang w:val="en-US"/>
-          <w14:ligatures w14:val="none"/>
-        </w:rPr>
-      </w:pPr>
-      <w:r>
-        <w:rPr>
-          <w:rFonts w:ascii="Times New Roman" w:eastAsia="Times New Roman" w:hAnsi="Times New Roman" w:cs="Times New Roman"/>
-          <w:kern w:val="0"/>
-          <w:lang w:val="en-US"/>
-          <w14:ligatures w14:val="none"/>
-        </w:rPr>
-        <w:t xml:space="preserve">           * Once done, the Python script has a newly calibrated model. It can then start sending predictions (left/right) back to</w:t>
-      </w:r>
-    </w:p>
-    <w:p>
-      <w:pPr>
-        <w:spacing w:before="100" w:beforeAutospacing="1" w:after="100" w:afterAutospacing="1" w:line="276" w:lineRule="auto"/>
-        <w:rPr>
-          <w:rFonts w:ascii="Times New Roman" w:eastAsia="Times New Roman" w:hAnsi="Times New Roman" w:cs="Times New Roman"/>
-          <w:kern w:val="0"/>
-          <w:lang w:val="en-US"/>
-          <w14:ligatures w14:val="none"/>
-        </w:rPr>
-      </w:pPr>
-      <w:r>
-        <w:rPr>
-          <w:rFonts w:ascii="Times New Roman" w:eastAsia="Times New Roman" w:hAnsi="Times New Roman" w:cs="Times New Roman"/>
-          <w:kern w:val="0"/>
-          <w:lang w:val="en-US"/>
-          <w14:ligatures w14:val="none"/>
-        </w:rPr>
-        <w:t xml:space="preserve">             the game instead of just raw EEG data.</w:t>
-      </w:r>
-    </w:p>
-    <w:p>
-      <w:pPr>
-        <w:spacing w:before="100" w:beforeAutospacing="1" w:after="100" w:afterAutospacing="1" w:line="276" w:lineRule="auto"/>
-        <w:rPr>
-          <w:rFonts w:ascii="Times New Roman" w:eastAsia="Times New Roman" w:hAnsi="Times New Roman" w:cs="Times New Roman"/>
-          <w:kern w:val="0"/>
-          <w:lang w:val="en-US"/>
-          <w14:ligatures w14:val="none"/>
-        </w:rPr>
-      </w:pPr>
-    </w:p>
-    <w:p>
-      <w:pPr>
-        <w:spacing w:before="100" w:beforeAutospacing="1" w:after="100" w:afterAutospacing="1" w:line="276" w:lineRule="auto"/>
-        <w:rPr>
-          <w:rFonts w:ascii="Times New Roman" w:eastAsia="Times New Roman" w:hAnsi="Times New Roman" w:cs="Times New Roman"/>
-          <w:kern w:val="0"/>
-          <w:lang w:val="en-US"/>
-          <w14:ligatures w14:val="none"/>
-        </w:rPr>
-      </w:pPr>
-    </w:p>
-    <w:p>
-      <w:pPr>
-        <w:spacing w:before="100" w:beforeAutospacing="1" w:after="100" w:afterAutospacing="1" w:line="276" w:lineRule="auto"/>
-        <w:rPr>
-          <w:rFonts w:ascii="Times New Roman" w:eastAsia="Times New Roman" w:hAnsi="Times New Roman" w:cs="Times New Roman"/>
-          <w:kern w:val="0"/>
-          <w:lang w:val="en-US"/>
-          <w14:ligatures w14:val="none"/>
-        </w:rPr>
-      </w:pPr>
-      <w:r>
-        <w:rPr>
-          <w:rFonts w:ascii="Times New Roman" w:eastAsia="Times New Roman" w:hAnsi="Times New Roman" w:cs="Times New Roman"/>
-          <w:kern w:val="0"/>
-          <w:lang w:val="en-US"/>
-          <w14:ligatures w14:val="none"/>
-        </w:rPr>
-        <w:t xml:space="preserve">       * Option B: In-Browser Calibration (More Complex)</w:t>
-      </w:r>
-    </w:p>
-    <w:p>
-      <w:pPr>
-        <w:spacing w:before="100" w:beforeAutospacing="1" w:after="100" w:afterAutospacing="1" w:line="276" w:lineRule="auto"/>
-        <w:rPr>
-          <w:rFonts w:ascii="Times New Roman" w:eastAsia="Times New Roman" w:hAnsi="Times New Roman" w:cs="Times New Roman"/>
-          <w:kern w:val="0"/>
-          <w:lang w:val="en-US"/>
-          <w14:ligatures w14:val="none"/>
-        </w:rPr>
-      </w:pPr>
-      <w:r>
-        <w:rPr>
-          <w:rFonts w:ascii="Times New Roman" w:eastAsia="Times New Roman" w:hAnsi="Times New Roman" w:cs="Times New Roman"/>
-          <w:kern w:val="0"/>
-          <w:lang w:val="en-US"/>
-          <w14:ligatures w14:val="none"/>
-        </w:rPr>
-        <w:t xml:space="preserve">           * This would involve converting your PyTorch model to a web-friendly format like ONNX or TensorFlow.js.</w:t>
-      </w:r>
-    </w:p>
-    <w:p>
-      <w:pPr>
-        <w:spacing w:before="100" w:beforeAutospacing="1" w:after="100" w:afterAutospacing="1" w:line="276" w:lineRule="auto"/>
-        <w:rPr>
-          <w:rFonts w:ascii="Times New Roman" w:eastAsia="Times New Roman" w:hAnsi="Times New Roman" w:cs="Times New Roman"/>
-          <w:kern w:val="0"/>
-          <w:lang w:val="en-US"/>
-          <w14:ligatures w14:val="none"/>
-        </w:rPr>
-      </w:pPr>
-      <w:r>
-        <w:rPr>
-          <w:rFonts w:ascii="Times New Roman" w:eastAsia="Times New Roman" w:hAnsi="Times New Roman" w:cs="Times New Roman"/>
-          <w:kern w:val="0"/>
-          <w:lang w:val="en-US"/>
-          <w14:ligatures w14:val="none"/>
-        </w:rPr>
-        <w:t xml:space="preserve">           * You would have to rewrite the calibration logic in JavaScript to run entirely in the browser.</w:t>
-      </w:r>
-    </w:p>
-    <w:p>
-      <w:pPr>
-        <w:spacing w:before="100" w:beforeAutospacing="1" w:after="100" w:afterAutospacing="1" w:line="276" w:lineRule="auto"/>
-        <w:rPr>
-          <w:rFonts w:ascii="Times New Roman" w:eastAsia="Times New Roman" w:hAnsi="Times New Roman" w:cs="Times New Roman"/>
-          <w:kern w:val="0"/>
-          <w:lang w:val="en-US"/>
-          <w14:ligatures w14:val="none"/>
-        </w:rPr>
-      </w:pPr>
-      <w:r>
-        <w:rPr>
-          <w:rFonts w:ascii="Times New Roman" w:eastAsia="Times New Roman" w:hAnsi="Times New Roman" w:cs="Times New Roman"/>
-          <w:kern w:val="0"/>
-          <w:lang w:val="en-US"/>
-          <w14:ligatures w14:val="none"/>
-        </w:rPr>
-        <w:t xml:space="preserve">           * This avoids the back-and-forth with a server, but it's a significant engineering effort and might be slow for the user.</w:t>
-      </w:r>
-    </w:p>
-    <w:p>
-      <w:pPr>
-        <w:spacing w:before="100" w:beforeAutospacing="1" w:after="100" w:afterAutospacing="1" w:line="276" w:lineRule="auto"/>
-        <w:rPr>
-          <w:rFonts w:ascii="Times New Roman" w:eastAsia="Times New Roman" w:hAnsi="Times New Roman" w:cs="Times New Roman"/>
-          <w:kern w:val="0"/>
-          <w:lang w:val="en-US"/>
-          <w14:ligatures w14:val="none"/>
-        </w:rPr>
-      </w:pPr>
-    </w:p>
-    <w:p>
-      <w:pPr>
-        <w:spacing w:before="100" w:beforeAutospacing="1" w:after="100" w:afterAutospacing="1" w:line="276" w:lineRule="auto"/>
-        <w:rPr>
-          <w:rFonts w:ascii="Times New Roman" w:eastAsia="Times New Roman" w:hAnsi="Times New Roman" w:cs="Times New Roman"/>
-          <w:kern w:val="0"/>
-          <w:lang w:val="en-US"/>
-          <w14:ligatures w14:val="none"/>
-        </w:rPr>
-      </w:pPr>
-    </w:p>
-    <w:p>
-      <w:pPr>
-        <w:spacing w:before="100" w:beforeAutospacing="1" w:after="100" w:afterAutospacing="1" w:line="276" w:lineRule="auto"/>
-        <w:rPr>
-          <w:rFonts w:ascii="Times New Roman" w:eastAsia="Times New Roman" w:hAnsi="Times New Roman" w:cs="Times New Roman"/>
-          <w:kern w:val="0"/>
-          <w:lang w:val="en-US"/>
-          <w14:ligatures w14:val="none"/>
-        </w:rPr>
-      </w:pPr>
-      <w:r>
-        <w:rPr>
-          <w:rFonts w:ascii="Times New Roman" w:eastAsia="Times New Roman" w:hAnsi="Times New Roman" w:cs="Times New Roman"/>
-          <w:kern w:val="0"/>
-          <w:lang w:val="en-US"/>
-          <w14:ligatures w14:val="none"/>
-        </w:rPr>
-        <w:t xml:space="preserve">   4. Interactive Gameplay Phase: After calibration is complete (using either method), the game switches modes. Now, instead of</w:t>
-      </w:r>
-    </w:p>
-    <w:p>
-      <w:pPr>
-        <w:spacing w:before="100" w:beforeAutospacing="1" w:after="100" w:afterAutospacing="1" w:line="276" w:lineRule="auto"/>
-        <w:rPr>
-          <w:rFonts w:ascii="Times New Roman" w:eastAsia="Times New Roman" w:hAnsi="Times New Roman" w:cs="Times New Roman"/>
-          <w:kern w:val="0"/>
-          <w:lang w:val="en-US"/>
-          <w14:ligatures w14:val="none"/>
-        </w:rPr>
-      </w:pPr>
-      <w:r>
-        <w:rPr>
-          <w:rFonts w:ascii="Times New Roman" w:eastAsia="Times New Roman" w:hAnsi="Times New Roman" w:cs="Times New Roman"/>
-          <w:kern w:val="0"/>
-          <w:lang w:val="en-US"/>
-          <w14:ligatures w14:val="none"/>
-        </w:rPr>
-        <w:lastRenderedPageBreak/>
-        <w:t xml:space="preserve">      listening for arrow keys, it listens for the "left" or "right" predictions coming from the calibrated model over the WebSocket</w:t>
-      </w:r>
-    </w:p>
-    <w:p>
-      <w:pPr>
-        <w:spacing w:before="100" w:beforeAutospacing="1" w:after="100" w:afterAutospacing="1" w:line="276" w:lineRule="auto"/>
-        <w:rPr>
-          <w:rFonts w:ascii="Times New Roman" w:eastAsia="Times New Roman" w:hAnsi="Times New Roman" w:cs="Times New Roman"/>
-          <w:kern w:val="0"/>
-          <w:lang w:val="en-US"/>
-          <w14:ligatures w14:val="none"/>
-        </w:rPr>
-      </w:pPr>
-      <w:r>
-        <w:rPr>
-          <w:rFonts w:ascii="Times New Roman" w:eastAsia="Times New Roman" w:hAnsi="Times New Roman" w:cs="Times New Roman"/>
-          <w:kern w:val="0"/>
-          <w:lang w:val="en-US"/>
-          <w14:ligatures w14:val="none"/>
-        </w:rPr>
-        <w:t xml:space="preserve">      and triggers the game actions accordingly.</w:t>
-      </w:r>
-    </w:p>
-    <w:p>
-      <w:pPr>
-        <w:spacing w:before="100" w:beforeAutospacing="1" w:after="100" w:afterAutospacing="1" w:line="276" w:lineRule="auto"/>
-        <w:rPr>
-          <w:rFonts w:ascii="Times New Roman" w:eastAsia="Times New Roman" w:hAnsi="Times New Roman" w:cs="Times New Roman"/>
-          <w:kern w:val="0"/>
-          <w:lang w:val="en-US"/>
-          <w14:ligatures w14:val="none"/>
-        </w:rPr>
-      </w:pPr>
-    </w:p>
-    <w:p>
-      <w:pPr>
-        <w:spacing w:before="100" w:beforeAutospacing="1" w:after="100" w:afterAutospacing="1" w:line="276" w:lineRule="auto"/>
-        <w:rPr>
-          <w:rFonts w:ascii="Times New Roman" w:eastAsia="Times New Roman" w:hAnsi="Times New Roman" w:cs="Times New Roman"/>
-          <w:kern w:val="0"/>
-          <w:lang w:val="en-US"/>
-          <w14:ligatures w14:val="none"/>
-        </w:rPr>
-      </w:pPr>
-      <w:r>
-        <w:rPr>
-          <w:rFonts w:ascii="Times New Roman" w:eastAsia="Times New Roman" w:hAnsi="Times New Roman" w:cs="Times New Roman"/>
-          <w:kern w:val="0"/>
-          <w:lang w:val="en-US"/>
-          <w14:ligatures w14:val="none"/>
-        </w:rPr>
-        <w:t xml:space="preserve">  Conclusion:</w:t>
-      </w:r>
-    </w:p>
-    <w:p>
-      <w:pPr>
-        <w:spacing w:before="100" w:beforeAutospacing="1" w:after="100" w:afterAutospacing="1" w:line="276" w:lineRule="auto"/>
-        <w:rPr>
-          <w:rFonts w:ascii="Times New Roman" w:eastAsia="Times New Roman" w:hAnsi="Times New Roman" w:cs="Times New Roman"/>
-          <w:kern w:val="0"/>
-          <w:lang w:val="en-US"/>
-          <w14:ligatures w14:val="none"/>
-        </w:rPr>
-      </w:pPr>
-    </w:p>
-    <w:p>
-      <w:pPr>
-        <w:spacing w:before="100" w:beforeAutospacing="1" w:after="100" w:afterAutospacing="1" w:line="276" w:lineRule="auto"/>
-        <w:rPr>
-          <w:rFonts w:ascii="Times New Roman" w:eastAsia="Times New Roman" w:hAnsi="Times New Roman" w:cs="Times New Roman"/>
-          <w:kern w:val="0"/>
-          <w:lang w:val="en-US"/>
-          <w14:ligatures w14:val="none"/>
-        </w:rPr>
-      </w:pPr>
-    </w:p>
-    <w:p>
-      <w:pPr>
-        <w:spacing w:before="100" w:beforeAutospacing="1" w:after="100" w:afterAutospacing="1" w:line="276" w:lineRule="auto"/>
-        <w:rPr>
-          <w:rFonts w:ascii="Times New Roman" w:eastAsia="Times New Roman" w:hAnsi="Times New Roman" w:cs="Times New Roman"/>
-          <w:kern w:val="0"/>
-          <w:lang w:val="en-US"/>
-          <w14:ligatures w14:val="none"/>
-        </w:rPr>
-      </w:pPr>
-      <w:r>
-        <w:rPr>
-          <w:rFonts w:ascii="Times New Roman" w:eastAsia="Times New Roman" w:hAnsi="Times New Roman" w:cs="Times New Roman"/>
-          <w:kern w:val="0"/>
-          <w:lang w:val="en-US"/>
-          <w14:ligatures w14:val="none"/>
-        </w:rPr>
-        <w:t xml:space="preserve">  Your proposed approach is absolutely possible and is a more scientifically interesting and engaging method. It moves your project</w:t>
-      </w:r>
-    </w:p>
-    <w:p>
-      <w:pPr>
-        <w:spacing w:before="100" w:beforeAutospacing="1" w:after="100" w:afterAutospacing="1" w:line="276" w:lineRule="auto"/>
-        <w:rPr>
-          <w:rFonts w:ascii="Times New Roman" w:eastAsia="Times New Roman" w:hAnsi="Times New Roman" w:cs="Times New Roman"/>
-          <w:kern w:val="0"/>
-          <w:lang w:val="en-US"/>
-          <w14:ligatures w14:val="none"/>
-        </w:rPr>
-      </w:pPr>
-      <w:r>
-        <w:rPr>
-          <w:rFonts w:ascii="Times New Roman" w:eastAsia="Times New Roman" w:hAnsi="Times New Roman" w:cs="Times New Roman"/>
-          <w:kern w:val="0"/>
-          <w:lang w:val="en-US"/>
-          <w14:ligatures w14:val="none"/>
-        </w:rPr>
-        <w:t xml:space="preserve">  from a simple offline comparison to a prototype of a real adaptive BCI system.</w:t>
-      </w:r>
-    </w:p>
-    <w:p>
-      <w:pPr>
-        <w:spacing w:before="100" w:beforeAutospacing="1" w:after="100" w:afterAutospacing="1" w:line="276" w:lineRule="auto"/>
-        <w:rPr>
-          <w:rFonts w:ascii="Times New Roman" w:eastAsia="Times New Roman" w:hAnsi="Times New Roman" w:cs="Times New Roman"/>
-          <w:kern w:val="0"/>
-          <w:lang w:val="en-US"/>
-          <w14:ligatures w14:val="none"/>
-        </w:rPr>
-      </w:pPr>
-    </w:p>
-    <w:p>
-      <w:pPr>
-        <w:spacing w:before="100" w:beforeAutospacing="1" w:after="100" w:afterAutospacing="1" w:line="276" w:lineRule="auto"/>
-        <w:rPr>
-          <w:rFonts w:ascii="Times New Roman" w:eastAsia="Times New Roman" w:hAnsi="Times New Roman" w:cs="Times New Roman"/>
-          <w:kern w:val="0"/>
-          <w:lang w:val="en-US"/>
-          <w14:ligatures w14:val="none"/>
-        </w:rPr>
-      </w:pPr>
-      <w:r>
-        <w:rPr>
-          <w:rFonts w:ascii="Times New Roman" w:eastAsia="Times New Roman" w:hAnsi="Times New Roman" w:cs="Times New Roman"/>
-          <w:kern w:val="0"/>
-          <w:lang w:val="en-US"/>
-          <w14:ligatures w14:val="none"/>
-        </w:rPr>
-        <w:t xml:space="preserve">  The main trade-off is increased technical complexity. It requires setting up a local server (your Python script) and managing</w:t>
-      </w:r>
-    </w:p>
-    <w:p>
-      <w:pPr>
-        <w:spacing w:before="100" w:beforeAutospacing="1" w:after="100" w:afterAutospacing="1" w:line="276" w:lineRule="auto"/>
-        <w:rPr>
-          <w:rFonts w:ascii="Times New Roman" w:eastAsia="Times New Roman" w:hAnsi="Times New Roman" w:cs="Times New Roman"/>
-          <w:kern w:val="0"/>
-          <w:lang w:val="en-US"/>
-          <w14:ligatures w14:val="none"/>
-        </w:rPr>
-      </w:pPr>
-      <w:r>
-        <w:rPr>
-          <w:rFonts w:ascii="Times New Roman" w:eastAsia="Times New Roman" w:hAnsi="Times New Roman" w:cs="Times New Roman"/>
-          <w:kern w:val="0"/>
-          <w:lang w:val="en-US"/>
-          <w14:ligatures w14:val="none"/>
-        </w:rPr>
-        <w:t xml:space="preserve">  real-time communication with the browser.</w:t>
-      </w:r>
-    </w:p>
-    <w:p>
-      <w:pPr>
-        <w:spacing w:before="100" w:beforeAutospacing="1" w:after="100" w:afterAutospacing="1" w:line="276" w:lineRule="auto"/>
-        <w:rPr>
-          <w:rFonts w:ascii="Times New Roman" w:eastAsia="Times New Roman" w:hAnsi="Times New Roman" w:cs="Times New Roman"/>
-          <w:kern w:val="0"/>
-          <w:lang w:val="en-US"/>
-          <w14:ligatures w14:val="none"/>
-        </w:rPr>
-      </w:pPr>
-    </w:p>
-    <w:p>
-      <w:pPr>
-        <w:spacing w:before="100" w:beforeAutospacing="1" w:after="100" w:afterAutospacing="1" w:line="276" w:lineRule="auto"/>
-        <w:rPr>
-          <w:rFonts w:ascii="Times New Roman" w:eastAsia="Times New Roman" w:hAnsi="Times New Roman" w:cs="Times New Roman"/>
-          <w:kern w:val="0"/>
-          <w:lang w:val="en-US"/>
-          <w14:ligatures w14:val="none"/>
-        </w:rPr>
-      </w:pPr>
-    </w:p>
-    <w:p>
-      <w:pPr>
-        <w:spacing w:before="100" w:beforeAutospacing="1" w:after="100" w:afterAutospacing="1" w:line="276" w:lineRule="auto"/>
-        <w:rPr>
-          <w:rFonts w:ascii="Times New Roman" w:eastAsia="Times New Roman" w:hAnsi="Times New Roman" w:cs="Times New Roman"/>
-          <w:kern w:val="0"/>
-          <w:lang w:val="en-US"/>
-          <w14:ligatures w14:val="none"/>
-        </w:rPr>
-      </w:pPr>
-      <w:r>
-        <w:rPr>
-          <w:rFonts w:ascii="Times New Roman" w:eastAsia="Times New Roman" w:hAnsi="Times New Roman" w:cs="Times New Roman"/>
-          <w:kern w:val="0"/>
-          <w:lang w:val="en-US"/>
-          <w14:ligatures w14:val="none"/>
-        </w:rPr>
-        <w:t xml:space="preserve">  Given your existing Python tools, Option A (Server-Side Calibration) seems like the most direct path forward.</w:t>
-      </w:r>
-    </w:p>
-    <w:p>
-      <w:pPr>
-        <w:spacing w:before="100" w:beforeAutospacing="1" w:after="100" w:afterAutospacing="1" w:line="276" w:lineRule="auto"/>
-        <w:rPr>
-          <w:rFonts w:ascii="Times New Roman" w:eastAsia="Times New Roman" w:hAnsi="Times New Roman" w:cs="Times New Roman"/>
-          <w:kern w:val="0"/>
-          <w:lang w:val="en-US"/>
-          <w14:ligatures w14:val="none"/>
-        </w:rPr>
-      </w:pPr>
-    </w:p>
-    <w:p>
-      <w:pPr>
-        <w:spacing w:before="100" w:beforeAutospacing="1" w:after="100" w:afterAutospacing="1" w:line="276" w:lineRule="auto"/>
-        <w:rPr>
-          <w:rFonts w:ascii="Times New Roman" w:eastAsia="Times New Roman" w:hAnsi="Times New Roman" w:cs="Times New Roman"/>
-          <w:kern w:val="0"/>
-          <w:lang w:val="en-US"/>
-          <w14:ligatures w14:val="none"/>
-        </w:rPr>
-      </w:pPr>
-    </w:p>
-    <w:p>
-      <w:pPr>
-        <w:spacing w:before="100" w:beforeAutospacing="1" w:after="100" w:afterAutospacing="1" w:line="276" w:lineRule="auto"/>
-        <w:rPr>
-          <w:rFonts w:ascii="Times New Roman" w:eastAsia="Times New Roman" w:hAnsi="Times New Roman" w:cs="Times New Roman"/>
-          <w:kern w:val="0"/>
-          <w:lang w:val="en-US"/>
-          <w14:ligatures w14:val="none"/>
-        </w:rPr>
-      </w:pPr>
-      <w:r>
-        <w:rPr>
-          <w:rFonts w:ascii="Times New Roman" w:eastAsia="Times New Roman" w:hAnsi="Times New Roman" w:cs="Times New Roman"/>
-          <w:kern w:val="0"/>
-          <w:lang w:val="en-US"/>
-          <w14:ligatures w14:val="none"/>
-        </w:rPr>
-        <w:t xml:space="preserve">  What are your thoughts on this? Does the server-side approach sound like a direction you'd want to explore?</w:t>
-      </w:r>
     </w:p>
     <w:p>
       <w:pPr>
